--- a/Files/02 - Shemos/09 - Ki Sisa/5785/Ki Sisa 5785.docx
+++ b/Files/02 - Shemos/09 - Ki Sisa/5785/Ki Sisa 5785.docx
@@ -1601,7 +1601,7 @@
         <w:rPr>
           <w:rFonts w:ascii="Times New Roman" w:hAnsi="Times New Roman" w:cs="Times New Roman"/>
         </w:rPr>
-        <w:t xml:space="preserve"> after</w:t>
+        <w:t xml:space="preserve"> after </w:t>
       </w:r>
       <w:r>
         <w:rPr>
@@ -2417,7 +2417,7 @@
         <w:rPr>
           <w:rFonts w:ascii="Times New Roman" w:hAnsi="Times New Roman" w:cs="Times New Roman"/>
         </w:rPr>
-        <w:t xml:space="preserve"> are compared to the most beautiful spices, which is brought down in the</w:t>
+        <w:t xml:space="preserve"> are compared to the most beautiful spices, which is brought down in the </w:t>
       </w:r>
       <w:r>
         <w:rPr>

--- a/Files/02 - Shemos/09 - Ki Sisa/5785/Ki Sisa 5785.docx
+++ b/Files/02 - Shemos/09 - Ki Sisa/5785/Ki Sisa 5785.docx
@@ -490,7 +490,7 @@
           <w:rFonts w:ascii="Times New Roman" w:hAnsi="Times New Roman" w:cs="Times New Roman"/>
           <w:rtl/>
         </w:rPr>
-        <w:t>"</w:t>
+        <w:t>״</w:t>
       </w:r>
       <w:r>
         <w:rPr>
@@ -702,7 +702,7 @@
           <w:rFonts w:ascii="Times New Roman" w:hAnsi="Times New Roman" w:cs="Times New Roman"/>
           <w:rtl/>
         </w:rPr>
-        <w:t>"</w:t>
+        <w:t>״</w:t>
       </w:r>
       <w:r>
         <w:rPr>
@@ -1218,7 +1218,7 @@
           <w:rFonts w:ascii="Times New Roman" w:hAnsi="Times New Roman" w:cs="Times New Roman"/>
           <w:rtl/>
         </w:rPr>
-        <w:t>"</w:t>
+        <w:t>״</w:t>
       </w:r>
       <w:r>
         <w:rPr>
@@ -1699,7 +1699,7 @@
           <w:rFonts w:ascii="Times New Roman" w:hAnsi="Times New Roman" w:cs="Times New Roman"/>
           <w:rtl/>
         </w:rPr>
-        <w:t>"</w:t>
+        <w:t>״</w:t>
       </w:r>
       <w:r>
         <w:rPr>
@@ -1726,7 +1726,7 @@
           <w:rFonts w:ascii="Times New Roman" w:hAnsi="Times New Roman" w:cs="Times New Roman"/>
           <w:rtl/>
         </w:rPr>
-        <w:t>"</w:t>
+        <w:t>״</w:t>
       </w:r>
       <w:r>
         <w:rPr>
@@ -1754,7 +1754,7 @@
           <w:rFonts w:ascii="Times New Roman" w:hAnsi="Times New Roman" w:cs="Times New Roman"/>
           <w:rtl/>
         </w:rPr>
-        <w:t>"</w:t>
+        <w:t>״</w:t>
       </w:r>
       <w:r>
         <w:rPr>
